--- a/Content/Part 1/Chapter 2.docx
+++ b/Content/Part 1/Chapter 2.docx
@@ -1,6 +1,6 @@
 
 <file path=word/document.xml><?xml version="1.0" encoding="utf-8"?>
-<w:document xmlns:wpc="http://schemas.microsoft.com/office/word/2010/wordprocessingCanvas" xmlns:cx="http://schemas.microsoft.com/office/drawing/2014/chartex" xmlns:cx1="http://schemas.microsoft.com/office/drawing/2015/9/8/chartex" xmlns:cx2="http://schemas.microsoft.com/office/drawing/2015/10/21/chartex" xmlns:cx3="http://schemas.microsoft.com/office/drawing/2016/5/9/chartex" xmlns:cx4="http://schemas.microsoft.com/office/drawing/2016/5/10/chartex" xmlns:cx5="http://schemas.microsoft.com/office/drawing/2016/5/11/chartex" xmlns:cx6="http://schemas.microsoft.com/office/drawing/2016/5/12/chartex" xmlns:cx7="http://schemas.microsoft.com/office/drawing/2016/5/13/chartex" xmlns:cx8="http://schemas.microsoft.com/office/drawing/2016/5/14/chartex" xmlns:mc="http://schemas.openxmlformats.org/markup-compatibility/2006" xmlns:aink="http://schemas.microsoft.com/office/drawing/2016/ink" xmlns:am3d="http://schemas.microsoft.com/office/drawing/2017/model3d" xmlns:o="urn:schemas-microsoft-com:office:office" xmlns:r="http://schemas.openxmlformats.org/officeDocument/2006/relationships" xmlns:m="http://schemas.openxmlformats.org/officeDocument/2006/math" xmlns:v="urn:schemas-microsoft-com:vml" xmlns:wp14="http://schemas.microsoft.com/office/word/2010/wordprocessingDrawing" xmlns:wp="http://schemas.openxmlformats.org/drawingml/2006/wordprocessingDrawing" xmlns:w10="urn:schemas-microsoft-com:office:word" xmlns:w="http://schemas.openxmlformats.org/wordprocessingml/2006/main" xmlns:w14="http://schemas.microsoft.com/office/word/2010/wordml" xmlns:w15="http://schemas.microsoft.com/office/word/2012/wordml" xmlns:w16cex="http://schemas.microsoft.com/office/word/2018/wordml/cex" xmlns:w16cid="http://schemas.microsoft.com/office/word/2016/wordml/cid" xmlns:w16="http://schemas.microsoft.com/office/word/2018/wordml" xmlns:w16sdtdh="http://schemas.microsoft.com/office/word/2020/wordml/sdtdatahash" xmlns:w16se="http://schemas.microsoft.com/office/word/2015/wordml/symex" xmlns:wpg="http://schemas.microsoft.com/office/word/2010/wordprocessingGroup" xmlns:wpi="http://schemas.microsoft.com/office/word/2010/wordprocessingInk" xmlns:wne="http://schemas.microsoft.com/office/word/2006/wordml" xmlns:wps="http://schemas.microsoft.com/office/word/2010/wordprocessingShape" mc:Ignorable="w14 w15 w16se w16cid w16 w16cex w16sdtdh wp14">
+<w:document xmlns:wpc="http://schemas.microsoft.com/office/word/2010/wordprocessingCanvas" xmlns:cx="http://schemas.microsoft.com/office/drawing/2014/chartex" xmlns:cx1="http://schemas.microsoft.com/office/drawing/2015/9/8/chartex" xmlns:cx2="http://schemas.microsoft.com/office/drawing/2015/10/21/chartex" xmlns:cx3="http://schemas.microsoft.com/office/drawing/2016/5/9/chartex" xmlns:cx4="http://schemas.microsoft.com/office/drawing/2016/5/10/chartex" xmlns:cx5="http://schemas.microsoft.com/office/drawing/2016/5/11/chartex" xmlns:cx6="http://schemas.microsoft.com/office/drawing/2016/5/12/chartex" xmlns:cx7="http://schemas.microsoft.com/office/drawing/2016/5/13/chartex" xmlns:cx8="http://schemas.microsoft.com/office/drawing/2016/5/14/chartex" xmlns:mc="http://schemas.openxmlformats.org/markup-compatibility/2006" xmlns:aink="http://schemas.microsoft.com/office/drawing/2016/ink" xmlns:am3d="http://schemas.microsoft.com/office/drawing/2017/model3d" xmlns:o="urn:schemas-microsoft-com:office:office" xmlns:r="http://schemas.openxmlformats.org/officeDocument/2006/relationships" xmlns:m="http://schemas.openxmlformats.org/officeDocument/2006/math" xmlns:v="urn:schemas-microsoft-com:vml" xmlns:wp14="http://schemas.microsoft.com/office/word/2010/wordprocessingDrawing" xmlns:wp="http://schemas.openxmlformats.org/drawingml/2006/wordprocessingDrawing" xmlns:w10="urn:schemas-microsoft-com:office:word" xmlns:w="http://schemas.openxmlformats.org/wordprocessingml/2006/main" xmlns:w14="http://schemas.microsoft.com/office/word/2010/wordml" xmlns:w15="http://schemas.microsoft.com/office/word/2012/wordml" xmlns:w16cid="http://schemas.microsoft.com/office/word/2016/wordml/cid" xmlns:w16se="http://schemas.microsoft.com/office/word/2015/wordml/symex" xmlns:wpg="http://schemas.microsoft.com/office/word/2010/wordprocessingGroup" xmlns:wpi="http://schemas.microsoft.com/office/word/2010/wordprocessingInk" xmlns:wne="http://schemas.microsoft.com/office/word/2006/wordml" xmlns:wps="http://schemas.microsoft.com/office/word/2010/wordprocessingShape" mc:Ignorable="w14 w15 w16se w16cid wp14">
   <w:body>
     <w:p>
       <w:pPr>
@@ -24,7 +24,45 @@
           <w:sz w:val="52"/>
           <w:szCs w:val="48"/>
         </w:rPr>
-        <w:t>2.1 Why AI Stack Selection Is Difficult</w:t>
+        <w:t>Chapter 2. Stack Selection and Reference Architectures</w:t>
+      </w:r>
+    </w:p>
+    <w:p>
+      <w:pPr>
+        <w:spacing w:before="100" w:beforeAutospacing="1" w:after="100" w:afterAutospacing="1" w:line="240" w:lineRule="auto"/>
+        <w:outlineLvl w:val="0"/>
+        <w:rPr>
+          <w:rFonts w:ascii="Times New Roman" w:eastAsia="Times New Roman" w:hAnsi="Times New Roman" w:cs="Times New Roman"/>
+          <w:b/>
+          <w:bCs/>
+          <w:kern w:val="36"/>
+          <w:sz w:val="52"/>
+          <w:szCs w:val="48"/>
+        </w:rPr>
+      </w:pPr>
+      <w:r>
+        <w:rPr>
+          <w:rFonts w:ascii="Times New Roman" w:eastAsia="Times New Roman" w:hAnsi="Times New Roman" w:cs="Times New Roman"/>
+          <w:b/>
+          <w:bCs/>
+          <w:kern w:val="36"/>
+          <w:sz w:val="52"/>
+          <w:szCs w:val="48"/>
+        </w:rPr>
+        <w:t>2.1 Why AI Sta</w:t>
+      </w:r>
+      <w:bookmarkStart w:id="0" w:name="_GoBack"/>
+      <w:bookmarkEnd w:id="0"/>
+      <w:r>
+        <w:rPr>
+          <w:rFonts w:ascii="Times New Roman" w:eastAsia="Times New Roman" w:hAnsi="Times New Roman" w:cs="Times New Roman"/>
+          <w:b/>
+          <w:bCs/>
+          <w:kern w:val="36"/>
+          <w:sz w:val="52"/>
+          <w:szCs w:val="48"/>
+        </w:rPr>
+        <w:t>ck Selection Is Difficult</w:t>
       </w:r>
     </w:p>
     <w:p>
@@ -114,16 +152,8 @@
           <w:sz w:val="28"/>
           <w:szCs w:val="24"/>
         </w:rPr>
-        <w:t xml:space="preserve">This evolution has important architectural implications. AI platforms no longer consist merely of applications invoking external model APIs. Increasingly, they include provider abstraction, intelligent routing, inference-aware load balancing, centralized policy enforcement, semantic request inspection, and standardized mechanisms for integrating multiple inference backends. Major cloud providers have similarly begun publishing reference architectures that expose multiple </w:t>
-      </w:r>
-      <w:r>
-        <w:rPr>
-          <w:rFonts w:ascii="Times New Roman" w:eastAsia="Times New Roman" w:hAnsi="Times New Roman" w:cs="Times New Roman"/>
-          <w:sz w:val="28"/>
-          <w:szCs w:val="24"/>
-        </w:rPr>
         <w:lastRenderedPageBreak/>
-        <w:t xml:space="preserve">model-serving environments through a single logical endpoint while separating networking concerns from individual model implementations. </w:t>
+        <w:t xml:space="preserve">This evolution has important architectural implications. AI platforms no longer consist merely of applications invoking external model APIs. Increasingly, they include provider abstraction, intelligent routing, inference-aware load balancing, centralized policy enforcement, semantic request inspection, and standardized mechanisms for integrating multiple inference backends. Major cloud providers have similarly begun publishing reference architectures that expose multiple model-serving environments through a single logical endpoint while separating networking concerns from individual model implementations. </w:t>
       </w:r>
     </w:p>
     <w:p>
@@ -420,6 +450,7 @@
                 <w:bCs/>
                 <w:szCs w:val="20"/>
               </w:rPr>
+              <w:lastRenderedPageBreak/>
               <w:t>Source of Complexity</w:t>
             </w:r>
           </w:p>
@@ -572,7 +603,6 @@
                 <w:rFonts w:ascii="Times New Roman" w:eastAsia="Calibri" w:hAnsi="Times New Roman" w:cs="Times New Roman"/>
                 <w:szCs w:val="20"/>
               </w:rPr>
-              <w:lastRenderedPageBreak/>
               <w:t>Multiple deployment options</w:t>
             </w:r>
           </w:p>
@@ -1000,7 +1030,25 @@
           <w:sz w:val="28"/>
           <w:szCs w:val="24"/>
         </w:rPr>
-        <w:t>Experienced platform engineers reverse this process.</w:t>
+        <w:t xml:space="preserve">Experienced platform engineers </w:t>
+      </w:r>
+      <w:proofErr w:type="gramStart"/>
+      <w:r>
+        <w:rPr>
+          <w:rFonts w:ascii="Times New Roman" w:eastAsia="Times New Roman" w:hAnsi="Times New Roman" w:cs="Times New Roman"/>
+          <w:sz w:val="28"/>
+          <w:szCs w:val="24"/>
+        </w:rPr>
+        <w:t>reverse</w:t>
+      </w:r>
+      <w:proofErr w:type="gramEnd"/>
+      <w:r>
+        <w:rPr>
+          <w:rFonts w:ascii="Times New Roman" w:eastAsia="Times New Roman" w:hAnsi="Times New Roman" w:cs="Times New Roman"/>
+          <w:sz w:val="28"/>
+          <w:szCs w:val="24"/>
+        </w:rPr>
+        <w:t xml:space="preserve"> this process.</w:t>
       </w:r>
     </w:p>
     <w:p>
@@ -1036,16 +1084,8 @@
           <w:sz w:val="28"/>
           <w:szCs w:val="24"/>
         </w:rPr>
-        <w:t xml:space="preserve">This distinction appears deceptively simple, yet it fundamentally changes architectural outcomes. Requirements describe the characteristics that a system must exhibit. Architecture defines how those characteristics will be achieved. </w:t>
-      </w:r>
-      <w:r>
-        <w:rPr>
-          <w:rFonts w:ascii="Times New Roman" w:eastAsia="Times New Roman" w:hAnsi="Times New Roman" w:cs="Times New Roman"/>
-          <w:sz w:val="28"/>
-          <w:szCs w:val="24"/>
-        </w:rPr>
         <w:lastRenderedPageBreak/>
-        <w:t>Technology selection then becomes the implementation of architectural decisions rather than the starting point of the design process.</w:t>
+        <w:t>This distinction appears deceptively simple, yet it fundamentally changes architectural outcomes. Requirements describe the characteristics that a system must exhibit. Architecture defines how those characteristics will be achieved. Technology selection then becomes the implementation of architectural decisions rather than the starting point of the design process.</w:t>
       </w:r>
     </w:p>
     <w:p>
@@ -1173,18 +1213,8 @@
           <w:sz w:val="28"/>
           <w:szCs w:val="24"/>
         </w:rPr>
-        <w:t>Organizational capabilities also influence technology selection. A platform operated by a small engineering team with limited experience managing GPU infrastructure may reasonably prioritize managed inference services despite reduced flexibility. Conversely, an organization with established cloud-native operations, platform engineering expertise, and dedicated infrastructure teams may accept greater operational responsibility in exchange for increased deployment control or regulatory compliance.</w:t>
-      </w:r>
-    </w:p>
-    <w:p>
-      <w:pPr>
-        <w:spacing w:before="100" w:beforeAutospacing="1" w:after="100" w:afterAutospacing="1" w:line="240" w:lineRule="auto"/>
-        <w:rPr>
-          <w:rFonts w:ascii="Times New Roman" w:eastAsia="Times New Roman" w:hAnsi="Times New Roman" w:cs="Times New Roman"/>
-          <w:sz w:val="28"/>
-          <w:szCs w:val="24"/>
-        </w:rPr>
-      </w:pPr>
+        <w:t xml:space="preserve">Organizational capabilities also influence technology selection. A platform operated by a small engineering team with limited experience managing GPU infrastructure may reasonably prioritize managed inference services despite reduced flexibility. Conversely, an organization with established cloud-native </w:t>
+      </w:r>
       <w:r>
         <w:rPr>
           <w:rFonts w:ascii="Times New Roman" w:eastAsia="Times New Roman" w:hAnsi="Times New Roman" w:cs="Times New Roman"/>
@@ -1192,6 +1222,24 @@
           <w:szCs w:val="24"/>
         </w:rPr>
         <w:lastRenderedPageBreak/>
+        <w:t>operations, platform engineering expertise, and dedicated infrastructure teams may accept greater operational responsibility in exchange for increased deployment control or regulatory compliance.</w:t>
+      </w:r>
+    </w:p>
+    <w:p>
+      <w:pPr>
+        <w:spacing w:before="100" w:beforeAutospacing="1" w:after="100" w:afterAutospacing="1" w:line="240" w:lineRule="auto"/>
+        <w:rPr>
+          <w:rFonts w:ascii="Times New Roman" w:eastAsia="Times New Roman" w:hAnsi="Times New Roman" w:cs="Times New Roman"/>
+          <w:sz w:val="28"/>
+          <w:szCs w:val="24"/>
+        </w:rPr>
+      </w:pPr>
+      <w:r>
+        <w:rPr>
+          <w:rFonts w:ascii="Times New Roman" w:eastAsia="Times New Roman" w:hAnsi="Times New Roman" w:cs="Times New Roman"/>
+          <w:sz w:val="28"/>
+          <w:szCs w:val="24"/>
+        </w:rPr>
         <w:t>Financial constraints likewise extend beyond direct infrastructure costs. Engineering effort, operational staffing, vendor contracts, migration complexity, support agreements, and long-term maintenance all contribute to the total cost of ownership. Although detailed cost engineering is deferred until Chapter 17, it is important to recognize that architectural decisions frequently determine the majority of long-term operational expenses.</w:t>
       </w:r>
     </w:p>
@@ -1788,6 +1836,7 @@
                 <w:rFonts w:ascii="Times New Roman" w:eastAsia="Calibri" w:hAnsi="Times New Roman" w:cs="Times New Roman"/>
                 <w:sz w:val="24"/>
               </w:rPr>
+              <w:lastRenderedPageBreak/>
               <w:t>Technology Strategy</w:t>
             </w:r>
           </w:p>
@@ -1853,16 +1902,7 @@
           <w:sz w:val="28"/>
           <w:szCs w:val="24"/>
         </w:rPr>
-        <w:t xml:space="preserve">An important consequence follows from this framework: identical applications deployed by different organizations may legitimately require different </w:t>
-      </w:r>
-      <w:r>
-        <w:rPr>
-          <w:rFonts w:ascii="Times New Roman" w:eastAsia="Times New Roman" w:hAnsi="Times New Roman" w:cs="Times New Roman"/>
-          <w:sz w:val="28"/>
-          <w:szCs w:val="24"/>
-        </w:rPr>
-        <w:lastRenderedPageBreak/>
-        <w:t>architectures. A startup prioritizing rapid feature delivery, a multinational enterprise operating across several regulatory jurisdictions, and a government agency managing classified information may all build conversational AI systems while arriving at fundamentally different platform designs. Their architectural decisions reflect different requirements rather than different levels of engineering competence.</w:t>
+        <w:t>An important consequence follows from this framework: identical applications deployed by different organizations may legitimately require different architectures. A startup prioritizing rapid feature delivery, a multinational enterprise operating across several regulatory jurisdictions, and a government agency managing classified information may all build conversational AI systems while arriving at fundamentally different platform designs. Their architectural decisions reflect different requirements rather than different levels of engineering competence.</w:t>
       </w:r>
     </w:p>
     <w:p>
@@ -1976,7 +2016,25 @@
           <w:sz w:val="28"/>
           <w:szCs w:val="24"/>
         </w:rPr>
-        <w:t xml:space="preserve">The first dimension concerns </w:t>
+        <w:t xml:space="preserve">The </w:t>
+      </w:r>
+      <w:proofErr w:type="gramStart"/>
+      <w:r>
+        <w:rPr>
+          <w:rFonts w:ascii="Times New Roman" w:eastAsia="Times New Roman" w:hAnsi="Times New Roman" w:cs="Times New Roman"/>
+          <w:sz w:val="28"/>
+          <w:szCs w:val="24"/>
+        </w:rPr>
+        <w:t>first dimension</w:t>
+      </w:r>
+      <w:proofErr w:type="gramEnd"/>
+      <w:r>
+        <w:rPr>
+          <w:rFonts w:ascii="Times New Roman" w:eastAsia="Times New Roman" w:hAnsi="Times New Roman" w:cs="Times New Roman"/>
+          <w:sz w:val="28"/>
+          <w:szCs w:val="24"/>
+        </w:rPr>
+        <w:t xml:space="preserve"> concerns </w:t>
       </w:r>
       <w:r>
         <w:rPr>
@@ -2012,6 +2070,7 @@
           <w:sz w:val="28"/>
           <w:szCs w:val="24"/>
         </w:rPr>
+        <w:lastRenderedPageBreak/>
         <w:t xml:space="preserve">The second dimension is </w:t>
       </w:r>
       <w:r>
@@ -2066,16 +2125,7 @@
           <w:sz w:val="28"/>
           <w:szCs w:val="24"/>
         </w:rPr>
-        <w:t xml:space="preserve"> responsible for coordinating AI services. Modern platforms increasingly separate application logic from provider-specific APIs through gateways, routing layers, orchestration services, and policy </w:t>
-      </w:r>
-      <w:r>
-        <w:rPr>
-          <w:rFonts w:ascii="Times New Roman" w:eastAsia="Times New Roman" w:hAnsi="Times New Roman" w:cs="Times New Roman"/>
-          <w:sz w:val="28"/>
-          <w:szCs w:val="24"/>
-        </w:rPr>
-        <w:lastRenderedPageBreak/>
-        <w:t xml:space="preserve">engines. This separation reduces coupling between business applications and rapidly evolving model ecosystems while supporting multi-provider deployments and standardized governance. The emergence of AI-specific gateway initiatives within Kubernetes reflects broader industry recognition that AI traffic introduces requirements extending beyond traditional API management. </w:t>
+        <w:t xml:space="preserve"> responsible for coordinating AI services. Modern platforms increasingly separate application logic from provider-specific APIs through gateways, routing layers, orchestration services, and policy engines. This separation reduces coupling between business applications and rapidly evolving model ecosystems while supporting multi-provider deployments and standardized governance. The emergence of AI-specific gateway initiatives within Kubernetes reflects broader industry recognition that AI traffic introduces requirements extending beyond traditional API management. </w:t>
       </w:r>
     </w:p>
     <w:p>
@@ -2129,7 +2179,25 @@
           <w:sz w:val="28"/>
           <w:szCs w:val="24"/>
         </w:rPr>
-        <w:t>Operational architecture constitutes an equally important dimension. Every production platform requires mechanisms for deployment, operational visibility, incident response, capacity management, governance, and lifecycle management. These concerns are intentionally introduced only at a conceptual level here. Their implementation—including telemetry design, deployment automation, GitOps workflows, and cost optimization—is discussed comprehensively in Chapters 15 through 17 rather than within this architectural overview.</w:t>
+        <w:t xml:space="preserve">Operational architecture constitutes an equally important dimension. Every production platform requires mechanisms for deployment, operational visibility, incident response, capacity management, governance, and lifecycle management. These concerns are intentionally introduced only at a conceptual level here. Their implementation—including telemetry design, deployment automation, </w:t>
+      </w:r>
+      <w:proofErr w:type="spellStart"/>
+      <w:r>
+        <w:rPr>
+          <w:rFonts w:ascii="Times New Roman" w:eastAsia="Times New Roman" w:hAnsi="Times New Roman" w:cs="Times New Roman"/>
+          <w:sz w:val="28"/>
+          <w:szCs w:val="24"/>
+        </w:rPr>
+        <w:t>GitOps</w:t>
+      </w:r>
+      <w:proofErr w:type="spellEnd"/>
+      <w:r>
+        <w:rPr>
+          <w:rFonts w:ascii="Times New Roman" w:eastAsia="Times New Roman" w:hAnsi="Times New Roman" w:cs="Times New Roman"/>
+          <w:sz w:val="28"/>
+          <w:szCs w:val="24"/>
+        </w:rPr>
+        <w:t xml:space="preserve"> workflows, and cost optimization—is discussed comprehensively in Chapters 15 through 17 rather than within this architectural overview.</w:t>
       </w:r>
     </w:p>
     <w:p>
@@ -2237,6 +2305,7 @@
                 <w:bCs/>
                 <w:sz w:val="24"/>
               </w:rPr>
+              <w:lastRenderedPageBreak/>
               <w:t>Architectural Dimension</w:t>
             </w:r>
           </w:p>
@@ -2624,7 +2693,6 @@
                 <w:rFonts w:ascii="Times New Roman" w:eastAsia="Calibri" w:hAnsi="Times New Roman" w:cs="Times New Roman"/>
                 <w:sz w:val="24"/>
               </w:rPr>
-              <w:lastRenderedPageBreak/>
               <w:t>Knowledge layer</w:t>
             </w:r>
           </w:p>
@@ -3052,7 +3120,16 @@
           <w:sz w:val="28"/>
           <w:szCs w:val="24"/>
         </w:rPr>
-        <w:t>. Deployment topology influences nearly every aspect of an AI platform, including security boundaries, networking architecture, operational responsibility, compliance, latency, resilience, and long-term cost. Consequently, deployment models should be viewed as architectural strategies rather than infrastructure implementation details.</w:t>
+        <w:t xml:space="preserve">. Deployment topology influences nearly every aspect of an AI platform, including security boundaries, networking architecture, operational responsibility, compliance, latency, resilience, </w:t>
+      </w:r>
+      <w:r>
+        <w:rPr>
+          <w:rFonts w:ascii="Times New Roman" w:eastAsia="Times New Roman" w:hAnsi="Times New Roman" w:cs="Times New Roman"/>
+          <w:sz w:val="28"/>
+          <w:szCs w:val="24"/>
+        </w:rPr>
+        <w:lastRenderedPageBreak/>
+        <w:t>and long-term cost. Consequently, deployment models should be viewed as architectural strategies rather than infrastructure implementation details.</w:t>
       </w:r>
     </w:p>
     <w:p>
@@ -3088,16 +3165,7 @@
           <w:sz w:val="28"/>
           <w:szCs w:val="24"/>
         </w:rPr>
-        <w:t xml:space="preserve">The increasing diversity of deployment options reflects the equally diverse requirements of organizations adopting AI. A software startup prioritizing rapid </w:t>
-      </w:r>
-      <w:r>
-        <w:rPr>
-          <w:rFonts w:ascii="Times New Roman" w:eastAsia="Times New Roman" w:hAnsi="Times New Roman" w:cs="Times New Roman"/>
-          <w:sz w:val="28"/>
-          <w:szCs w:val="24"/>
-        </w:rPr>
-        <w:lastRenderedPageBreak/>
-        <w:t>product development often values immediate access to state-of-the-art models without maintaining GPU infrastructure. A financial institution may prioritize data governance and regional deployment. A government agency may require complete operational isolation. A multinational enterprise may need different deployment strategies across business units due to varying regulatory obligations.</w:t>
+        <w:t>The increasing diversity of deployment options reflects the equally diverse requirements of organizations adopting AI. A software startup prioritizing rapid product development often values immediate access to state-of-the-art models without maintaining GPU infrastructure. A financial institution may prioritize data governance and regional deployment. A government agency may require complete operational isolation. A multinational enterprise may need different deployment strategies across business units due to varying regulatory obligations.</w:t>
       </w:r>
     </w:p>
     <w:p>
@@ -3210,7 +3278,16 @@
           <w:sz w:val="28"/>
           <w:szCs w:val="24"/>
         </w:rPr>
-        <w:t>However, these advantages introduce corresponding trade-offs. Organizations relinquish direct control over inference infrastructure, model lifecycle, hardware configuration, upgrade timing, and certain aspects of operational visibility. Service capabilities remain bounded by provider interfaces, pricing models, supported regions, and contractual terms. Regulatory requirements concerning data residency or processing may further constrain adoption in some industries.</w:t>
+        <w:t xml:space="preserve">However, these advantages introduce corresponding trade-offs. Organizations relinquish direct control over inference infrastructure, model lifecycle, hardware configuration, upgrade timing, and certain aspects of operational visibility. Service capabilities remain bounded by provider interfaces, pricing models, supported </w:t>
+      </w:r>
+      <w:r>
+        <w:rPr>
+          <w:rFonts w:ascii="Times New Roman" w:eastAsia="Times New Roman" w:hAnsi="Times New Roman" w:cs="Times New Roman"/>
+          <w:sz w:val="28"/>
+          <w:szCs w:val="24"/>
+        </w:rPr>
+        <w:lastRenderedPageBreak/>
+        <w:t>regions, and contractual terms. Regulatory requirements concerning data residency or processing may further constrain adoption in some industries.</w:t>
       </w:r>
     </w:p>
     <w:p>
@@ -3287,7 +3364,6 @@
           <w:sz w:val="28"/>
           <w:szCs w:val="24"/>
         </w:rPr>
-        <w:lastRenderedPageBreak/>
         <w:t>Self-hosting offers maximum flexibility. Organizations determine model versions, deployment schedules, hardware utilization strategies, networking architecture, and operational policies. Infrastructure can be optimized for specific workloads, integrated directly with internal security controls, and configured to satisfy strict regulatory or sovereignty requirements.</w:t>
       </w:r>
     </w:p>
@@ -3401,6 +3477,7 @@
           <w:sz w:val="28"/>
           <w:szCs w:val="24"/>
         </w:rPr>
+        <w:lastRenderedPageBreak/>
         <w:t xml:space="preserve">Recent reference architectures published by major cloud providers increasingly adopt this pattern. Rather than exposing individual model endpoints directly to applications, they present a unified entry point capable of routing requests across heterogeneous inference environments while maintaining consistent networking and security policies. This architecture separates application development from deployment topology, allowing infrastructure to evolve independently. (Google Cloud Architecture Center, </w:t>
       </w:r>
       <w:r>
@@ -3460,7 +3537,6 @@
           <w:sz w:val="28"/>
           <w:szCs w:val="26"/>
         </w:rPr>
-        <w:lastRenderedPageBreak/>
         <w:t>Multi-Cloud and Multi-Provider Deployments</w:t>
       </w:r>
     </w:p>
@@ -3610,6 +3686,7 @@
           <w:sz w:val="28"/>
           <w:szCs w:val="24"/>
         </w:rPr>
+        <w:lastRenderedPageBreak/>
         <w:t>Edge inference reduces network latency and enables continued operation when external connectivity is unavailable. It may also simplify compliance by ensuring sensitive information remains within controlled environments.</w:t>
       </w:r>
     </w:p>
@@ -3666,7 +3743,6 @@
           <w:sz w:val="28"/>
           <w:szCs w:val="24"/>
         </w:rPr>
-        <w:lastRenderedPageBreak/>
         <w:t>Table 2-4. Comparison of Common AI Deployment Models</w:t>
       </w:r>
     </w:p>
@@ -4286,7 +4362,16 @@
           <w:sz w:val="28"/>
           <w:szCs w:val="24"/>
         </w:rPr>
-        <w:t>The deployment model establishes the operational boundaries within which an AI platform will evolve. However, it does not determine the technologies used within those boundaries. The next architectural decision concerns the broader question of whether organizations should build platform capabilities internally, adopt managed solutions, or compose platforms from multiple independently managed components.</w:t>
+        <w:t xml:space="preserve">The deployment model establishes the operational boundaries within which an AI platform will evolve. However, it does not determine the technologies used within those boundaries. The next architectural decision concerns the broader question of </w:t>
+      </w:r>
+      <w:r>
+        <w:rPr>
+          <w:rFonts w:ascii="Times New Roman" w:eastAsia="Times New Roman" w:hAnsi="Times New Roman" w:cs="Times New Roman"/>
+          <w:sz w:val="28"/>
+          <w:szCs w:val="24"/>
+        </w:rPr>
+        <w:lastRenderedPageBreak/>
+        <w:t>whether organizations should build platform capabilities internally, adopt managed solutions, or compose platforms from multiple independently managed components.</w:t>
       </w:r>
     </w:p>
     <w:p>
@@ -4364,16 +4449,7 @@
           <w:sz w:val="28"/>
           <w:szCs w:val="24"/>
         </w:rPr>
-        <w:t xml:space="preserve">. Rather than relying exclusively on internally developed systems or complete commercial </w:t>
-      </w:r>
-      <w:r>
-        <w:rPr>
-          <w:rFonts w:ascii="Times New Roman" w:eastAsia="Times New Roman" w:hAnsi="Times New Roman" w:cs="Times New Roman"/>
-          <w:sz w:val="28"/>
-          <w:szCs w:val="24"/>
-        </w:rPr>
-        <w:lastRenderedPageBreak/>
-        <w:t>platforms, organizations assemble architectures from multiple specialized components connected through standardized interfaces.</w:t>
+        <w:t>. Rather than relying exclusively on internally developed systems or complete commercial platforms, organizations assemble architectures from multiple specialized components connected through standardized interfaces.</w:t>
       </w:r>
     </w:p>
     <w:p>
@@ -4588,7 +4664,16 @@
           <w:sz w:val="28"/>
           <w:szCs w:val="24"/>
         </w:rPr>
-        <w:t>However, purchasing capabilities also introduces dependency on provider roadmaps, pricing models, release schedules, regional availability, and contractual relationships. Architectural flexibility may become constrained if applications depend directly upon provider-specific interfaces.</w:t>
+        <w:t xml:space="preserve">However, purchasing capabilities also introduces dependency on provider roadmaps, pricing models, release schedules, regional availability, and contractual </w:t>
+      </w:r>
+      <w:r>
+        <w:rPr>
+          <w:rFonts w:ascii="Times New Roman" w:eastAsia="Times New Roman" w:hAnsi="Times New Roman" w:cs="Times New Roman"/>
+          <w:sz w:val="28"/>
+          <w:szCs w:val="24"/>
+        </w:rPr>
+        <w:lastRenderedPageBreak/>
+        <w:t>relationships. Architectural flexibility may become constrained if applications depend directly upon provider-specific interfaces.</w:t>
       </w:r>
     </w:p>
     <w:p>
@@ -4665,7 +4750,6 @@
           <w:sz w:val="28"/>
           <w:szCs w:val="24"/>
         </w:rPr>
-        <w:lastRenderedPageBreak/>
         <w:t>Building internal capabilities becomes attractive when existing products cannot satisfy specialized requirements or when infrastructure itself constitutes a source of competitive advantage. Organizations operating at very large scale may also justify internal development because platform optimization can produce substantial operational savings over time.</w:t>
       </w:r>
     </w:p>
@@ -4797,7 +4881,16 @@
           <w:sz w:val="28"/>
           <w:szCs w:val="24"/>
         </w:rPr>
-        <w:t>This strategy reflects broader developments within cloud-native engineering. Kubernetes itself does not attempt to provide every operational capability. Instead, it offers extensible interfaces allowing networking, storage, observability, security, and deployment systems to evolve independently. Modern AI platforms increasingly follow the same architectural philosophy.</w:t>
+        <w:t xml:space="preserve">This strategy reflects broader developments within cloud-native engineering. Kubernetes itself does not attempt to provide every operational capability. Instead, it offers extensible interfaces allowing networking, storage, observability, security, </w:t>
+      </w:r>
+      <w:r>
+        <w:rPr>
+          <w:rFonts w:ascii="Times New Roman" w:eastAsia="Times New Roman" w:hAnsi="Times New Roman" w:cs="Times New Roman"/>
+          <w:sz w:val="28"/>
+          <w:szCs w:val="24"/>
+        </w:rPr>
+        <w:lastRenderedPageBreak/>
+        <w:t>and deployment systems to evolve independently. Modern AI platforms increasingly follow the same architectural philosophy.</w:t>
       </w:r>
     </w:p>
     <w:p>
@@ -4874,7 +4967,6 @@
           <w:sz w:val="28"/>
           <w:szCs w:val="24"/>
         </w:rPr>
-        <w:lastRenderedPageBreak/>
         <w:t>Organizations whose primary objective is rapid application delivery frequently emphasize managed services. Platform engineering organizations supporting multiple business units often prioritize composable architectures. Highly regulated industries or organizations operating specialized workloads may justify greater investment in internally managed infrastructure.</w:t>
       </w:r>
     </w:p>
@@ -5364,6 +5456,7 @@
           <w:sz w:val="28"/>
           <w:szCs w:val="24"/>
         </w:rPr>
+        <w:lastRenderedPageBreak/>
         <w:t>The remainder of this chapter adopts the composable perspective because it best reflects current industry practice. Modern AI platforms are increasingly assembled from interoperable components rather than delivered as monolithic products.</w:t>
       </w:r>
     </w:p>
@@ -5442,7 +5535,6 @@
           <w:sz w:val="28"/>
           <w:szCs w:val="24"/>
         </w:rPr>
-        <w:lastRenderedPageBreak/>
         <w:t>Within AI Platform Engineering, reference architectures are particularly valuable because the underlying technologies evolve rapidly while many architectural principles remain comparatively stable.</w:t>
       </w:r>
     </w:p>
@@ -5664,6 +5756,7 @@
           <w:sz w:val="28"/>
           <w:szCs w:val="26"/>
         </w:rPr>
+        <w:lastRenderedPageBreak/>
         <w:t>Logical, Physical, and Deployment Architectures</w:t>
       </w:r>
     </w:p>
@@ -5772,7 +5865,6 @@
           <w:sz w:val="28"/>
           <w:szCs w:val="24"/>
         </w:rPr>
-        <w:lastRenderedPageBreak/>
         <w:t xml:space="preserve">A </w:t>
       </w:r>
       <w:r>
@@ -5791,7 +5883,25 @@
           <w:sz w:val="28"/>
           <w:szCs w:val="24"/>
         </w:rPr>
-        <w:t xml:space="preserve"> describes how software components are packaged, released, upgraded, and operated throughout their lifecycle. Topics such as container orchestration, GitOps workflows, deployment pipelines, progressive delivery, and infrastructure automation belong primarily to deployment architecture rather than logical system design.</w:t>
+        <w:t xml:space="preserve"> describes how software components are packaged, released, upgraded, and operated throughout their lifecycle. Topics such as container orchestration, </w:t>
+      </w:r>
+      <w:proofErr w:type="spellStart"/>
+      <w:r>
+        <w:rPr>
+          <w:rFonts w:ascii="Times New Roman" w:eastAsia="Times New Roman" w:hAnsi="Times New Roman" w:cs="Times New Roman"/>
+          <w:sz w:val="28"/>
+          <w:szCs w:val="24"/>
+        </w:rPr>
+        <w:t>GitOps</w:t>
+      </w:r>
+      <w:proofErr w:type="spellEnd"/>
+      <w:r>
+        <w:rPr>
+          <w:rFonts w:ascii="Times New Roman" w:eastAsia="Times New Roman" w:hAnsi="Times New Roman" w:cs="Times New Roman"/>
+          <w:sz w:val="28"/>
+          <w:szCs w:val="24"/>
+        </w:rPr>
+        <w:t xml:space="preserve"> workflows, deployment pipelines, progressive delivery, and infrastructure automation belong primarily to deployment architecture rather than logical system design.</w:t>
       </w:r>
     </w:p>
     <w:p>
@@ -5976,7 +6086,16 @@
           <w:sz w:val="28"/>
           <w:szCs w:val="24"/>
         </w:rPr>
-        <w:t xml:space="preserve">Recent industry guidance reflects this direction. Cloud providers increasingly publish architectures centered on common ingress layers, policy enforcement, routing services, and independent inference backends rather than tightly coupling applications to individual model providers. Similarly, emerging Kubernetes AI initiatives extend existing networking abstractions instead of replacing them with AI-specific infrastructure, demonstrating that AI platforms increasingly build upon mature cloud-native foundations rather than establishing entirely separate operational ecosystems. (Google Cloud Architecture Center, </w:t>
+        <w:t xml:space="preserve">Recent industry guidance reflects this direction. Cloud providers increasingly publish architectures centered on common ingress layers, policy enforcement, </w:t>
+      </w:r>
+      <w:r>
+        <w:rPr>
+          <w:rFonts w:ascii="Times New Roman" w:eastAsia="Times New Roman" w:hAnsi="Times New Roman" w:cs="Times New Roman"/>
+          <w:sz w:val="28"/>
+          <w:szCs w:val="24"/>
+        </w:rPr>
+        <w:lastRenderedPageBreak/>
+        <w:t xml:space="preserve">routing services, and independent inference backends rather than tightly coupling applications to individual model providers. Similarly, emerging Kubernetes AI initiatives extend existing networking abstractions instead of replacing them with AI-specific infrastructure, demonstrating that AI platforms increasingly build upon mature cloud-native foundations rather than establishing entirely separate operational ecosystems. (Google Cloud Architecture Center, </w:t>
       </w:r>
       <w:r>
         <w:rPr>
@@ -6053,7 +6172,6 @@
           <w:sz w:val="28"/>
           <w:szCs w:val="24"/>
         </w:rPr>
-        <w:lastRenderedPageBreak/>
         <w:t>Each architecture emphasizes different engineering priorities.</w:t>
       </w:r>
     </w:p>
@@ -6223,7 +6341,16 @@
           <w:sz w:val="28"/>
           <w:szCs w:val="24"/>
         </w:rPr>
-        <w:t>For many organizations beginning production AI adoption, the most appropriate architecture is also the simplest. Rather than operating inference infrastructure internally, applications consume foundation models through commercially managed APIs while the organization focuses its engineering effort on application development, business integration, governance, and operational reliability.</w:t>
+        <w:t xml:space="preserve">For many organizations beginning production AI adoption, the most appropriate architecture is also the simplest. Rather than operating inference infrastructure internally, applications consume foundation models through commercially </w:t>
+      </w:r>
+      <w:r>
+        <w:rPr>
+          <w:rFonts w:ascii="Times New Roman" w:eastAsia="Times New Roman" w:hAnsi="Times New Roman" w:cs="Times New Roman"/>
+          <w:sz w:val="28"/>
+          <w:szCs w:val="24"/>
+        </w:rPr>
+        <w:lastRenderedPageBreak/>
+        <w:t>managed APIs while the organization focuses its engineering effort on application development, business integration, governance, and operational reliability.</w:t>
       </w:r>
     </w:p>
     <w:p>
@@ -6277,34 +6404,43 @@
           <w:sz w:val="28"/>
           <w:szCs w:val="24"/>
         </w:rPr>
-        <w:t xml:space="preserve">Business applications interact with an internal AI access layer rather than communicating directly with external providers. This access layer performs authentication, request validation, provider abstraction, policy enforcement, logging, and routing. Requests are then forwarded to one or more commercial AI services. Enterprise data remains within organizational systems and is incorporated </w:t>
-      </w:r>
-      <w:r>
-        <w:rPr>
-          <w:rFonts w:ascii="Times New Roman" w:eastAsia="Times New Roman" w:hAnsi="Times New Roman" w:cs="Times New Roman"/>
-          <w:sz w:val="28"/>
-          <w:szCs w:val="24"/>
-        </w:rPr>
-        <w:lastRenderedPageBreak/>
-        <w:t>through application logic or retrieval mechanisms before requests reach the external model.</w:t>
-      </w:r>
-    </w:p>
-    <w:p>
-      <w:pPr>
-        <w:spacing w:before="100" w:beforeAutospacing="1" w:after="100" w:afterAutospacing="1" w:line="240" w:lineRule="auto"/>
-        <w:rPr>
-          <w:rFonts w:ascii="Times New Roman" w:eastAsia="Times New Roman" w:hAnsi="Times New Roman" w:cs="Times New Roman"/>
-          <w:sz w:val="28"/>
-          <w:szCs w:val="24"/>
-        </w:rPr>
-      </w:pPr>
-      <w:r>
-        <w:rPr>
-          <w:rFonts w:ascii="Times New Roman" w:eastAsia="Times New Roman" w:hAnsi="Times New Roman" w:cs="Times New Roman"/>
-          <w:sz w:val="28"/>
-          <w:szCs w:val="24"/>
-        </w:rPr>
-        <w:t>Although Chapter 6 discusses AI gateways in detail, it is useful to introduce their architectural role here. Even organizations using a single provider benefit from a centralized integration layer because it isolates applications from provider-specific APIs. If a provider changes authentication mechanisms, introduces new API versions, or is later replaced, only the gateway layer requires modification rather than every application within the organization.</w:t>
+        <w:t>Business applications interact with an internal AI access layer rather than communicating directly with external providers. This access layer performs authentication, request validation, provider abstraction, policy enforcement, logging, and routing. Requests are then forwarded to one or more commercial AI services. Enterprise data remains within organizational systems and is incorporated through application logic or retrieval mechanisms before requests reach the external model.</w:t>
+      </w:r>
+    </w:p>
+    <w:p>
+      <w:pPr>
+        <w:spacing w:before="100" w:beforeAutospacing="1" w:after="100" w:afterAutospacing="1" w:line="240" w:lineRule="auto"/>
+        <w:rPr>
+          <w:rFonts w:ascii="Times New Roman" w:eastAsia="Times New Roman" w:hAnsi="Times New Roman" w:cs="Times New Roman"/>
+          <w:sz w:val="28"/>
+          <w:szCs w:val="24"/>
+        </w:rPr>
+      </w:pPr>
+      <w:r>
+        <w:rPr>
+          <w:rFonts w:ascii="Times New Roman" w:eastAsia="Times New Roman" w:hAnsi="Times New Roman" w:cs="Times New Roman"/>
+          <w:sz w:val="28"/>
+          <w:szCs w:val="24"/>
+        </w:rPr>
+        <w:t xml:space="preserve">Although Chapter 6 discusses AI gateways in detail, it is useful to introduce their architectural role here. Even organizations using a single provider benefit from a centralized integration layer because it isolates applications from provider-specific APIs. If a </w:t>
+      </w:r>
+      <w:proofErr w:type="gramStart"/>
+      <w:r>
+        <w:rPr>
+          <w:rFonts w:ascii="Times New Roman" w:eastAsia="Times New Roman" w:hAnsi="Times New Roman" w:cs="Times New Roman"/>
+          <w:sz w:val="28"/>
+          <w:szCs w:val="24"/>
+        </w:rPr>
+        <w:t>provider changes authentication mechanisms</w:t>
+      </w:r>
+      <w:proofErr w:type="gramEnd"/>
+      <w:r>
+        <w:rPr>
+          <w:rFonts w:ascii="Times New Roman" w:eastAsia="Times New Roman" w:hAnsi="Times New Roman" w:cs="Times New Roman"/>
+          <w:sz w:val="28"/>
+          <w:szCs w:val="24"/>
+        </w:rPr>
+        <w:t>, introduces new API versions, or is later replaced, only the gateway layer requires modification rather than every application within the organization.</w:t>
       </w:r>
     </w:p>
     <w:p>
@@ -6398,6 +6534,7 @@
           <w:sz w:val="28"/>
           <w:szCs w:val="24"/>
         </w:rPr>
+        <w:lastRenderedPageBreak/>
         <w:t xml:space="preserve">relatively small platform engineering teams, </w:t>
       </w:r>
     </w:p>
@@ -6540,16 +6677,7 @@
           <w:sz w:val="28"/>
           <w:szCs w:val="24"/>
         </w:rPr>
-        <w:t xml:space="preserve">Applications ultimately depend upon provider availability, supported regions, pricing structures, release schedules, and contractual agreements. Infrastructure optimization opportunities remain limited because hardware, serving strategies, batching algorithms, and scheduling policies are controlled by the provider. </w:t>
-      </w:r>
-      <w:r>
-        <w:rPr>
-          <w:rFonts w:ascii="Times New Roman" w:eastAsia="Times New Roman" w:hAnsi="Times New Roman" w:cs="Times New Roman"/>
-          <w:sz w:val="28"/>
-          <w:szCs w:val="24"/>
-        </w:rPr>
-        <w:lastRenderedPageBreak/>
-        <w:t>Organizations requiring complete deployment control or strict data sovereignty may therefore find this architecture unsuitable.</w:t>
+        <w:t>Applications ultimately depend upon provider availability, supported regions, pricing structures, release schedules, and contractual agreements. Infrastructure optimization opportunities remain limited because hardware, serving strategies, batching algorithms, and scheduling policies are controlled by the provider. Organizations requiring complete deployment control or strict data sovereignty may therefore find this architecture unsuitable.</w:t>
       </w:r>
     </w:p>
     <w:p>
@@ -7015,6 +7143,7 @@
           <w:sz w:val="28"/>
           <w:szCs w:val="24"/>
         </w:rPr>
+        <w:lastRenderedPageBreak/>
         <w:t>API-centric architectures represent the lowest operational barrier to production AI adoption. They establish many of the architectural patterns explored throughout the remainder of this book while avoiding much of the infrastructure complexity associated with self-managed inference.</w:t>
       </w:r>
     </w:p>
@@ -7075,16 +7204,7 @@
           <w:sz w:val="28"/>
           <w:szCs w:val="24"/>
         </w:rPr>
-        <w:t xml:space="preserve">As organizations gain operational experience with AI systems, requirements frequently expand beyond what a purely API-centric architecture can comfortably support. Some workloads demand greater control over deployment, while others continue to benefit from managed services. Certain datasets may require internal </w:t>
-      </w:r>
-      <w:r>
-        <w:rPr>
-          <w:rFonts w:ascii="Times New Roman" w:eastAsia="Times New Roman" w:hAnsi="Times New Roman" w:cs="Times New Roman"/>
-          <w:sz w:val="28"/>
-          <w:szCs w:val="24"/>
-        </w:rPr>
-        <w:lastRenderedPageBreak/>
-        <w:t>processing due to regulatory constraints, whereas publicly available information can be processed through commercial providers without concern.</w:t>
+        <w:t>As organizations gain operational experience with AI systems, requirements frequently expand beyond what a purely API-centric architecture can comfortably support. Some workloads demand greater control over deployment, while others continue to benefit from managed services. Certain datasets may require internal processing due to regulatory constraints, whereas publicly available information can be processed through commercial providers without concern.</w:t>
       </w:r>
     </w:p>
     <w:p>
@@ -7264,7 +7384,16 @@
           <w:sz w:val="28"/>
           <w:szCs w:val="24"/>
         </w:rPr>
-        <w:t>First, organizations avoid committing permanently to a single deployment strategy. New commercial models can be evaluated rapidly without deploying additional infrastructure. Conversely, workloads demonstrating predictable usage patterns may later migrate to internally hosted inference environments if operational or regulatory considerations justify the additional engineering investment.</w:t>
+        <w:t xml:space="preserve">First, organizations avoid committing permanently to a single deployment strategy. New commercial models can be evaluated rapidly without deploying additional infrastructure. Conversely, workloads demonstrating predictable usage patterns </w:t>
+      </w:r>
+      <w:r>
+        <w:rPr>
+          <w:rFonts w:ascii="Times New Roman" w:eastAsia="Times New Roman" w:hAnsi="Times New Roman" w:cs="Times New Roman"/>
+          <w:sz w:val="28"/>
+          <w:szCs w:val="24"/>
+        </w:rPr>
+        <w:lastRenderedPageBreak/>
+        <w:t>may later migrate to internally hosted inference environments if operational or regulatory considerations justify the additional engineering investment.</w:t>
       </w:r>
     </w:p>
     <w:p>
@@ -7336,16 +7465,7 @@
           <w:sz w:val="28"/>
           <w:szCs w:val="24"/>
         </w:rPr>
-        <w:t xml:space="preserve">Different inference environments excel under different conditions. Commercial providers frequently deliver rapid access to frontier models and continuously updated capabilities. Self-hosted deployments provide tighter integration with internal infrastructure, deterministic deployment schedules, and greater operational </w:t>
-      </w:r>
-      <w:r>
-        <w:rPr>
-          <w:rFonts w:ascii="Times New Roman" w:eastAsia="Times New Roman" w:hAnsi="Times New Roman" w:cs="Times New Roman"/>
-          <w:sz w:val="28"/>
-          <w:szCs w:val="24"/>
-        </w:rPr>
-        <w:lastRenderedPageBreak/>
-        <w:t>control. Hybrid architectures enable organizations to exploit the strengths of both approaches simultaneously.</w:t>
+        <w:t>Different inference environments excel under different conditions. Commercial providers frequently deliver rapid access to frontier models and continuously updated capabilities. Self-hosted deployments provide tighter integration with internal infrastructure, deterministic deployment schedules, and greater operational control. Hybrid architectures enable organizations to exploit the strengths of both approaches simultaneously.</w:t>
       </w:r>
     </w:p>
     <w:p>
@@ -7578,6 +7698,7 @@
                 <w:bCs/>
                 <w:sz w:val="24"/>
               </w:rPr>
+              <w:lastRenderedPageBreak/>
               <w:t>Aspect</w:t>
             </w:r>
           </w:p>
@@ -7943,7 +8064,6 @@
                 <w:rFonts w:ascii="Times New Roman" w:eastAsia="Calibri" w:hAnsi="Times New Roman" w:cs="Times New Roman"/>
                 <w:sz w:val="24"/>
               </w:rPr>
-              <w:lastRenderedPageBreak/>
               <w:t>Technology adoption</w:t>
             </w:r>
           </w:p>
@@ -8141,6 +8261,7 @@
           <w:sz w:val="28"/>
           <w:szCs w:val="24"/>
         </w:rPr>
+        <w:lastRenderedPageBreak/>
         <w:t>Organizations sometimes assume that self-hosting is primarily a mechanism for reducing inference costs or avoiding commercial API pricing. While cost considerations may contribute to the decision, mature organizations rarely adopt self-hosting for that reason alone. Instead, the primary motivations typically include regulatory compliance, deployment control, predictable governance, infrastructure optimization, strategic independence, or sustained high-volume workloads that justify dedicated operational investment.</w:t>
       </w:r>
     </w:p>
@@ -8213,187 +8334,187 @@
           <w:sz w:val="28"/>
           <w:szCs w:val="24"/>
         </w:rPr>
+        <w:t>Networking policies, identity management, storage systems, monitoring, and deployment pipelines integrate directly with existing enterprise platform engineering practices.</w:t>
+      </w:r>
+    </w:p>
+    <w:p>
+      <w:pPr>
+        <w:spacing w:before="100" w:beforeAutospacing="1" w:after="100" w:afterAutospacing="1" w:line="240" w:lineRule="auto"/>
+        <w:rPr>
+          <w:rFonts w:ascii="Times New Roman" w:eastAsia="Times New Roman" w:hAnsi="Times New Roman" w:cs="Times New Roman"/>
+          <w:sz w:val="28"/>
+          <w:szCs w:val="24"/>
+        </w:rPr>
+      </w:pPr>
+      <w:r>
+        <w:rPr>
+          <w:rFonts w:ascii="Times New Roman" w:eastAsia="Times New Roman" w:hAnsi="Times New Roman" w:cs="Times New Roman"/>
+          <w:sz w:val="28"/>
+          <w:szCs w:val="24"/>
+        </w:rPr>
+        <w:t>This integration provides substantial architectural flexibility.</w:t>
+      </w:r>
+    </w:p>
+    <w:p>
+      <w:pPr>
+        <w:spacing w:before="100" w:beforeAutospacing="1" w:after="100" w:afterAutospacing="1" w:line="240" w:lineRule="auto"/>
+        <w:rPr>
+          <w:rFonts w:ascii="Times New Roman" w:eastAsia="Times New Roman" w:hAnsi="Times New Roman" w:cs="Times New Roman"/>
+          <w:sz w:val="28"/>
+          <w:szCs w:val="24"/>
+        </w:rPr>
+      </w:pPr>
+      <w:r>
+        <w:rPr>
+          <w:rFonts w:ascii="Times New Roman" w:eastAsia="Times New Roman" w:hAnsi="Times New Roman" w:cs="Times New Roman"/>
+          <w:sz w:val="28"/>
+          <w:szCs w:val="24"/>
+        </w:rPr>
+        <w:t>Model versions can be upgraded according to internal validation procedures rather than provider schedules.</w:t>
+      </w:r>
+    </w:p>
+    <w:p>
+      <w:pPr>
+        <w:spacing w:before="100" w:beforeAutospacing="1" w:after="100" w:afterAutospacing="1" w:line="240" w:lineRule="auto"/>
+        <w:rPr>
+          <w:rFonts w:ascii="Times New Roman" w:eastAsia="Times New Roman" w:hAnsi="Times New Roman" w:cs="Times New Roman"/>
+          <w:sz w:val="28"/>
+          <w:szCs w:val="24"/>
+        </w:rPr>
+      </w:pPr>
+      <w:r>
+        <w:rPr>
+          <w:rFonts w:ascii="Times New Roman" w:eastAsia="Times New Roman" w:hAnsi="Times New Roman" w:cs="Times New Roman"/>
+          <w:sz w:val="28"/>
+          <w:szCs w:val="24"/>
+        </w:rPr>
+        <w:t>Inference infrastructure can be optimized for organizational workloads.</w:t>
+      </w:r>
+    </w:p>
+    <w:p>
+      <w:pPr>
+        <w:spacing w:before="100" w:beforeAutospacing="1" w:after="100" w:afterAutospacing="1" w:line="240" w:lineRule="auto"/>
+        <w:rPr>
+          <w:rFonts w:ascii="Times New Roman" w:eastAsia="Times New Roman" w:hAnsi="Times New Roman" w:cs="Times New Roman"/>
+          <w:sz w:val="28"/>
+          <w:szCs w:val="24"/>
+        </w:rPr>
+      </w:pPr>
+      <w:r>
+        <w:rPr>
+          <w:rFonts w:ascii="Times New Roman" w:eastAsia="Times New Roman" w:hAnsi="Times New Roman" w:cs="Times New Roman"/>
+          <w:sz w:val="28"/>
+          <w:szCs w:val="24"/>
+        </w:rPr>
+        <w:t>Security controls become consistent with broader enterprise infrastructure.</w:t>
+      </w:r>
+    </w:p>
+    <w:p>
+      <w:pPr>
+        <w:spacing w:before="100" w:beforeAutospacing="1" w:after="100" w:afterAutospacing="1" w:line="240" w:lineRule="auto"/>
+        <w:rPr>
+          <w:rFonts w:ascii="Times New Roman" w:eastAsia="Times New Roman" w:hAnsi="Times New Roman" w:cs="Times New Roman"/>
+          <w:sz w:val="28"/>
+          <w:szCs w:val="24"/>
+        </w:rPr>
+      </w:pPr>
+      <w:r>
+        <w:rPr>
+          <w:rFonts w:ascii="Times New Roman" w:eastAsia="Times New Roman" w:hAnsi="Times New Roman" w:cs="Times New Roman"/>
+          <w:sz w:val="28"/>
+          <w:szCs w:val="24"/>
+        </w:rPr>
+        <w:t>Sensitive information remains within organizational administrative boundaries throughout processing.</w:t>
+      </w:r>
+    </w:p>
+    <w:p>
+      <w:pPr>
+        <w:spacing w:before="100" w:beforeAutospacing="1" w:after="100" w:afterAutospacing="1" w:line="240" w:lineRule="auto"/>
+        <w:rPr>
+          <w:rFonts w:ascii="Times New Roman" w:eastAsia="Times New Roman" w:hAnsi="Times New Roman" w:cs="Times New Roman"/>
+          <w:sz w:val="28"/>
+          <w:szCs w:val="24"/>
+        </w:rPr>
+      </w:pPr>
+      <w:r>
+        <w:rPr>
+          <w:rFonts w:ascii="Times New Roman" w:eastAsia="Times New Roman" w:hAnsi="Times New Roman" w:cs="Times New Roman"/>
+          <w:sz w:val="28"/>
+          <w:szCs w:val="24"/>
+        </w:rPr>
+        <w:t>At the same time, operational responsibilities increase dramatically.</w:t>
+      </w:r>
+    </w:p>
+    <w:p>
+      <w:pPr>
+        <w:spacing w:before="100" w:beforeAutospacing="1" w:after="100" w:afterAutospacing="1" w:line="240" w:lineRule="auto"/>
+        <w:rPr>
+          <w:rFonts w:ascii="Times New Roman" w:eastAsia="Times New Roman" w:hAnsi="Times New Roman" w:cs="Times New Roman"/>
+          <w:sz w:val="28"/>
+          <w:szCs w:val="24"/>
+        </w:rPr>
+      </w:pPr>
+      <w:r>
+        <w:rPr>
+          <w:rFonts w:ascii="Times New Roman" w:eastAsia="Times New Roman" w:hAnsi="Times New Roman" w:cs="Times New Roman"/>
+          <w:sz w:val="28"/>
+          <w:szCs w:val="24"/>
+        </w:rPr>
+        <w:t>The organization becomes responsible for hardware lifecycle management, capacity planning, inference optimization, reliability engineering, software upgrades, compatibility testing, vulnerability management, disaster recovery, and operational support.</w:t>
+      </w:r>
+    </w:p>
+    <w:p>
+      <w:pPr>
+        <w:spacing w:before="100" w:beforeAutospacing="1" w:after="100" w:afterAutospacing="1" w:line="240" w:lineRule="auto"/>
+        <w:rPr>
+          <w:rFonts w:ascii="Times New Roman" w:eastAsia="Times New Roman" w:hAnsi="Times New Roman" w:cs="Times New Roman"/>
+          <w:sz w:val="28"/>
+          <w:szCs w:val="24"/>
+        </w:rPr>
+      </w:pPr>
+      <w:r>
+        <w:rPr>
+          <w:rFonts w:ascii="Times New Roman" w:eastAsia="Times New Roman" w:hAnsi="Times New Roman" w:cs="Times New Roman"/>
+          <w:sz w:val="28"/>
+          <w:szCs w:val="24"/>
+        </w:rPr>
+        <w:t>Many of these responsibilities extend beyond traditional software engineering.</w:t>
+      </w:r>
+    </w:p>
+    <w:p>
+      <w:pPr>
+        <w:spacing w:before="100" w:beforeAutospacing="1" w:after="100" w:afterAutospacing="1" w:line="240" w:lineRule="auto"/>
+        <w:rPr>
+          <w:rFonts w:ascii="Times New Roman" w:eastAsia="Times New Roman" w:hAnsi="Times New Roman" w:cs="Times New Roman"/>
+          <w:sz w:val="28"/>
+          <w:szCs w:val="24"/>
+        </w:rPr>
+      </w:pPr>
+      <w:r>
+        <w:rPr>
+          <w:rFonts w:ascii="Times New Roman" w:eastAsia="Times New Roman" w:hAnsi="Times New Roman" w:cs="Times New Roman"/>
+          <w:sz w:val="28"/>
+          <w:szCs w:val="24"/>
+        </w:rPr>
+        <w:t>Serving large language models efficiently requires expertise in accelerator hardware, distributed inference, memory optimization, scheduling algorithms, networking, storage performance, and workload management. Consequently, self-hosted AI platforms typically emerge within organizations possessing mature platform engineering capabilities rather than isolated application teams.</w:t>
+      </w:r>
+    </w:p>
+    <w:p>
+      <w:pPr>
+        <w:spacing w:before="100" w:beforeAutospacing="1" w:after="100" w:afterAutospacing="1" w:line="240" w:lineRule="auto"/>
+        <w:rPr>
+          <w:rFonts w:ascii="Times New Roman" w:eastAsia="Times New Roman" w:hAnsi="Times New Roman" w:cs="Times New Roman"/>
+          <w:sz w:val="28"/>
+          <w:szCs w:val="24"/>
+        </w:rPr>
+      </w:pPr>
+      <w:r>
+        <w:rPr>
+          <w:rFonts w:ascii="Times New Roman" w:eastAsia="Times New Roman" w:hAnsi="Times New Roman" w:cs="Times New Roman"/>
+          <w:sz w:val="28"/>
+          <w:szCs w:val="24"/>
+        </w:rPr>
         <w:lastRenderedPageBreak/>
-        <w:t>Networking policies, identity management, storage systems, monitoring, and deployment pipelines integrate directly with existing enterprise platform engineering practices.</w:t>
-      </w:r>
-    </w:p>
-    <w:p>
-      <w:pPr>
-        <w:spacing w:before="100" w:beforeAutospacing="1" w:after="100" w:afterAutospacing="1" w:line="240" w:lineRule="auto"/>
-        <w:rPr>
-          <w:rFonts w:ascii="Times New Roman" w:eastAsia="Times New Roman" w:hAnsi="Times New Roman" w:cs="Times New Roman"/>
-          <w:sz w:val="28"/>
-          <w:szCs w:val="24"/>
-        </w:rPr>
-      </w:pPr>
-      <w:r>
-        <w:rPr>
-          <w:rFonts w:ascii="Times New Roman" w:eastAsia="Times New Roman" w:hAnsi="Times New Roman" w:cs="Times New Roman"/>
-          <w:sz w:val="28"/>
-          <w:szCs w:val="24"/>
-        </w:rPr>
-        <w:t>This integration provides substantial architectural flexibility.</w:t>
-      </w:r>
-    </w:p>
-    <w:p>
-      <w:pPr>
-        <w:spacing w:before="100" w:beforeAutospacing="1" w:after="100" w:afterAutospacing="1" w:line="240" w:lineRule="auto"/>
-        <w:rPr>
-          <w:rFonts w:ascii="Times New Roman" w:eastAsia="Times New Roman" w:hAnsi="Times New Roman" w:cs="Times New Roman"/>
-          <w:sz w:val="28"/>
-          <w:szCs w:val="24"/>
-        </w:rPr>
-      </w:pPr>
-      <w:r>
-        <w:rPr>
-          <w:rFonts w:ascii="Times New Roman" w:eastAsia="Times New Roman" w:hAnsi="Times New Roman" w:cs="Times New Roman"/>
-          <w:sz w:val="28"/>
-          <w:szCs w:val="24"/>
-        </w:rPr>
-        <w:t>Model versions can be upgraded according to internal validation procedures rather than provider schedules.</w:t>
-      </w:r>
-    </w:p>
-    <w:p>
-      <w:pPr>
-        <w:spacing w:before="100" w:beforeAutospacing="1" w:after="100" w:afterAutospacing="1" w:line="240" w:lineRule="auto"/>
-        <w:rPr>
-          <w:rFonts w:ascii="Times New Roman" w:eastAsia="Times New Roman" w:hAnsi="Times New Roman" w:cs="Times New Roman"/>
-          <w:sz w:val="28"/>
-          <w:szCs w:val="24"/>
-        </w:rPr>
-      </w:pPr>
-      <w:r>
-        <w:rPr>
-          <w:rFonts w:ascii="Times New Roman" w:eastAsia="Times New Roman" w:hAnsi="Times New Roman" w:cs="Times New Roman"/>
-          <w:sz w:val="28"/>
-          <w:szCs w:val="24"/>
-        </w:rPr>
-        <w:t>Inference infrastructure can be optimized for organizational workloads.</w:t>
-      </w:r>
-    </w:p>
-    <w:p>
-      <w:pPr>
-        <w:spacing w:before="100" w:beforeAutospacing="1" w:after="100" w:afterAutospacing="1" w:line="240" w:lineRule="auto"/>
-        <w:rPr>
-          <w:rFonts w:ascii="Times New Roman" w:eastAsia="Times New Roman" w:hAnsi="Times New Roman" w:cs="Times New Roman"/>
-          <w:sz w:val="28"/>
-          <w:szCs w:val="24"/>
-        </w:rPr>
-      </w:pPr>
-      <w:r>
-        <w:rPr>
-          <w:rFonts w:ascii="Times New Roman" w:eastAsia="Times New Roman" w:hAnsi="Times New Roman" w:cs="Times New Roman"/>
-          <w:sz w:val="28"/>
-          <w:szCs w:val="24"/>
-        </w:rPr>
-        <w:t>Security controls become consistent with broader enterprise infrastructure.</w:t>
-      </w:r>
-    </w:p>
-    <w:p>
-      <w:pPr>
-        <w:spacing w:before="100" w:beforeAutospacing="1" w:after="100" w:afterAutospacing="1" w:line="240" w:lineRule="auto"/>
-        <w:rPr>
-          <w:rFonts w:ascii="Times New Roman" w:eastAsia="Times New Roman" w:hAnsi="Times New Roman" w:cs="Times New Roman"/>
-          <w:sz w:val="28"/>
-          <w:szCs w:val="24"/>
-        </w:rPr>
-      </w:pPr>
-      <w:r>
-        <w:rPr>
-          <w:rFonts w:ascii="Times New Roman" w:eastAsia="Times New Roman" w:hAnsi="Times New Roman" w:cs="Times New Roman"/>
-          <w:sz w:val="28"/>
-          <w:szCs w:val="24"/>
-        </w:rPr>
-        <w:t>Sensitive information remains within organizational administrative boundaries throughout processing.</w:t>
-      </w:r>
-    </w:p>
-    <w:p>
-      <w:pPr>
-        <w:spacing w:before="100" w:beforeAutospacing="1" w:after="100" w:afterAutospacing="1" w:line="240" w:lineRule="auto"/>
-        <w:rPr>
-          <w:rFonts w:ascii="Times New Roman" w:eastAsia="Times New Roman" w:hAnsi="Times New Roman" w:cs="Times New Roman"/>
-          <w:sz w:val="28"/>
-          <w:szCs w:val="24"/>
-        </w:rPr>
-      </w:pPr>
-      <w:r>
-        <w:rPr>
-          <w:rFonts w:ascii="Times New Roman" w:eastAsia="Times New Roman" w:hAnsi="Times New Roman" w:cs="Times New Roman"/>
-          <w:sz w:val="28"/>
-          <w:szCs w:val="24"/>
-        </w:rPr>
-        <w:t>At the same time, operational responsibilities increase dramatically.</w:t>
-      </w:r>
-    </w:p>
-    <w:p>
-      <w:pPr>
-        <w:spacing w:before="100" w:beforeAutospacing="1" w:after="100" w:afterAutospacing="1" w:line="240" w:lineRule="auto"/>
-        <w:rPr>
-          <w:rFonts w:ascii="Times New Roman" w:eastAsia="Times New Roman" w:hAnsi="Times New Roman" w:cs="Times New Roman"/>
-          <w:sz w:val="28"/>
-          <w:szCs w:val="24"/>
-        </w:rPr>
-      </w:pPr>
-      <w:r>
-        <w:rPr>
-          <w:rFonts w:ascii="Times New Roman" w:eastAsia="Times New Roman" w:hAnsi="Times New Roman" w:cs="Times New Roman"/>
-          <w:sz w:val="28"/>
-          <w:szCs w:val="24"/>
-        </w:rPr>
-        <w:t>The organization becomes responsible for hardware lifecycle management, capacity planning, inference optimization, reliability engineering, software upgrades, compatibility testing, vulnerability management, disaster recovery, and operational support.</w:t>
-      </w:r>
-    </w:p>
-    <w:p>
-      <w:pPr>
-        <w:spacing w:before="100" w:beforeAutospacing="1" w:after="100" w:afterAutospacing="1" w:line="240" w:lineRule="auto"/>
-        <w:rPr>
-          <w:rFonts w:ascii="Times New Roman" w:eastAsia="Times New Roman" w:hAnsi="Times New Roman" w:cs="Times New Roman"/>
-          <w:sz w:val="28"/>
-          <w:szCs w:val="24"/>
-        </w:rPr>
-      </w:pPr>
-      <w:r>
-        <w:rPr>
-          <w:rFonts w:ascii="Times New Roman" w:eastAsia="Times New Roman" w:hAnsi="Times New Roman" w:cs="Times New Roman"/>
-          <w:sz w:val="28"/>
-          <w:szCs w:val="24"/>
-        </w:rPr>
-        <w:t>Many of these responsibilities extend beyond traditional software engineering.</w:t>
-      </w:r>
-    </w:p>
-    <w:p>
-      <w:pPr>
-        <w:spacing w:before="100" w:beforeAutospacing="1" w:after="100" w:afterAutospacing="1" w:line="240" w:lineRule="auto"/>
-        <w:rPr>
-          <w:rFonts w:ascii="Times New Roman" w:eastAsia="Times New Roman" w:hAnsi="Times New Roman" w:cs="Times New Roman"/>
-          <w:sz w:val="28"/>
-          <w:szCs w:val="24"/>
-        </w:rPr>
-      </w:pPr>
-      <w:r>
-        <w:rPr>
-          <w:rFonts w:ascii="Times New Roman" w:eastAsia="Times New Roman" w:hAnsi="Times New Roman" w:cs="Times New Roman"/>
-          <w:sz w:val="28"/>
-          <w:szCs w:val="24"/>
-        </w:rPr>
-        <w:t>Serving large language models efficiently requires expertise in accelerator hardware, distributed inference, memory optimization, scheduling algorithms, networking, storage performance, and workload management. Consequently, self-hosted AI platforms typically emerge within organizations possessing mature platform engineering capabilities rather than isolated application teams.</w:t>
-      </w:r>
-    </w:p>
-    <w:p>
-      <w:pPr>
-        <w:spacing w:before="100" w:beforeAutospacing="1" w:after="100" w:afterAutospacing="1" w:line="240" w:lineRule="auto"/>
-        <w:rPr>
-          <w:rFonts w:ascii="Times New Roman" w:eastAsia="Times New Roman" w:hAnsi="Times New Roman" w:cs="Times New Roman"/>
-          <w:sz w:val="28"/>
-          <w:szCs w:val="24"/>
-        </w:rPr>
-      </w:pPr>
-      <w:r>
-        <w:rPr>
-          <w:rFonts w:ascii="Times New Roman" w:eastAsia="Times New Roman" w:hAnsi="Times New Roman" w:cs="Times New Roman"/>
-          <w:sz w:val="28"/>
-          <w:szCs w:val="24"/>
-        </w:rPr>
         <w:t>Another important characteristic of self-hosted platforms is the increasing separation between logical architecture and infrastructure implementation.</w:t>
       </w:r>
     </w:p>
@@ -8412,7 +8533,61 @@
           <w:sz w:val="28"/>
           <w:szCs w:val="24"/>
         </w:rPr>
-        <w:t>Applications should remain independent of specific inference engines or deployment technologies. Whether inference is provided by vLLM, TensorRT-LLM, SGLang, llama.cpp, or future serving systems should remain an infrastructure concern rather than an application dependency. This architectural abstraction preserves flexibility as serving technologies continue to evolve.</w:t>
+        <w:t xml:space="preserve">Applications should remain independent of specific inference engines or deployment technologies. Whether inference is provided by </w:t>
+      </w:r>
+      <w:proofErr w:type="spellStart"/>
+      <w:r>
+        <w:rPr>
+          <w:rFonts w:ascii="Times New Roman" w:eastAsia="Times New Roman" w:hAnsi="Times New Roman" w:cs="Times New Roman"/>
+          <w:sz w:val="28"/>
+          <w:szCs w:val="24"/>
+        </w:rPr>
+        <w:t>vLLM</w:t>
+      </w:r>
+      <w:proofErr w:type="spellEnd"/>
+      <w:r>
+        <w:rPr>
+          <w:rFonts w:ascii="Times New Roman" w:eastAsia="Times New Roman" w:hAnsi="Times New Roman" w:cs="Times New Roman"/>
+          <w:sz w:val="28"/>
+          <w:szCs w:val="24"/>
+        </w:rPr>
+        <w:t xml:space="preserve">, </w:t>
+      </w:r>
+      <w:proofErr w:type="spellStart"/>
+      <w:r>
+        <w:rPr>
+          <w:rFonts w:ascii="Times New Roman" w:eastAsia="Times New Roman" w:hAnsi="Times New Roman" w:cs="Times New Roman"/>
+          <w:sz w:val="28"/>
+          <w:szCs w:val="24"/>
+        </w:rPr>
+        <w:t>TensorRT</w:t>
+      </w:r>
+      <w:proofErr w:type="spellEnd"/>
+      <w:r>
+        <w:rPr>
+          <w:rFonts w:ascii="Times New Roman" w:eastAsia="Times New Roman" w:hAnsi="Times New Roman" w:cs="Times New Roman"/>
+          <w:sz w:val="28"/>
+          <w:szCs w:val="24"/>
+        </w:rPr>
+        <w:t xml:space="preserve">-LLM, </w:t>
+      </w:r>
+      <w:proofErr w:type="spellStart"/>
+      <w:r>
+        <w:rPr>
+          <w:rFonts w:ascii="Times New Roman" w:eastAsia="Times New Roman" w:hAnsi="Times New Roman" w:cs="Times New Roman"/>
+          <w:sz w:val="28"/>
+          <w:szCs w:val="24"/>
+        </w:rPr>
+        <w:t>SGLang</w:t>
+      </w:r>
+      <w:proofErr w:type="spellEnd"/>
+      <w:r>
+        <w:rPr>
+          <w:rFonts w:ascii="Times New Roman" w:eastAsia="Times New Roman" w:hAnsi="Times New Roman" w:cs="Times New Roman"/>
+          <w:sz w:val="28"/>
+          <w:szCs w:val="24"/>
+        </w:rPr>
+        <w:t>, llama.cpp, or future serving systems should remain an infrastructure concern rather than an application dependency. This architectural abstraction preserves flexibility as serving technologies continue to evolve.</w:t>
       </w:r>
     </w:p>
     <w:p>
@@ -8448,16 +8623,7 @@
           <w:sz w:val="28"/>
           <w:szCs w:val="24"/>
         </w:rPr>
-        <w:t xml:space="preserve">Rather than allowing individual business units to deploy independent inference environments, organizations increasingly establish shared AI platform services supporting multiple applications through common gateways, governance mechanisms, identity providers, and operational tooling. This model resembles </w:t>
-      </w:r>
-      <w:r>
-        <w:rPr>
-          <w:rFonts w:ascii="Times New Roman" w:eastAsia="Times New Roman" w:hAnsi="Times New Roman" w:cs="Times New Roman"/>
-          <w:sz w:val="28"/>
-          <w:szCs w:val="24"/>
-        </w:rPr>
-        <w:lastRenderedPageBreak/>
-        <w:t>internal platform engineering practices already common within cloud-native organizations.</w:t>
+        <w:t>Rather than allowing individual business units to deploy independent inference environments, organizations increasingly establish shared AI platform services supporting multiple applications through common gateways, governance mechanisms, identity providers, and operational tooling. This model resembles internal platform engineering practices already common within cloud-native organizations.</w:t>
       </w:r>
     </w:p>
     <w:p>
@@ -8887,7 +9053,16 @@
           <w:sz w:val="28"/>
           <w:szCs w:val="24"/>
         </w:rPr>
-        <w:t>It is important to emphasize that self-hosting should not be interpreted as the inevitable destination for every AI platform. For many organizations, managed or hybrid deployments remain more appropriate throughout the lifetime of the platform. Self-hosting becomes advantageous only when its additional operational responsibilities are justified by corresponding business, regulatory, or technical requirements.</w:t>
+        <w:t xml:space="preserve">It is important to emphasize that self-hosting should not be interpreted as the inevitable destination for every AI platform. For many organizations, managed or hybrid deployments remain more appropriate throughout the lifetime of the </w:t>
+      </w:r>
+      <w:r>
+        <w:rPr>
+          <w:rFonts w:ascii="Times New Roman" w:eastAsia="Times New Roman" w:hAnsi="Times New Roman" w:cs="Times New Roman"/>
+          <w:sz w:val="28"/>
+          <w:szCs w:val="24"/>
+        </w:rPr>
+        <w:lastRenderedPageBreak/>
+        <w:t>platform. Self-hosting becomes advantageous only when its additional operational responsibilities are justified by corresponding business, regulatory, or technical requirements.</w:t>
       </w:r>
     </w:p>
     <w:p>
@@ -8948,16 +9123,7 @@
           <w:sz w:val="28"/>
           <w:szCs w:val="24"/>
         </w:rPr>
-        <w:t xml:space="preserve">One of the most significant architectural trends in enterprise AI over the past several years has been the movement away from exclusive dependence on a single </w:t>
-      </w:r>
-      <w:r>
-        <w:rPr>
-          <w:rFonts w:ascii="Times New Roman" w:eastAsia="Times New Roman" w:hAnsi="Times New Roman" w:cs="Times New Roman"/>
-          <w:sz w:val="28"/>
-          <w:szCs w:val="24"/>
-        </w:rPr>
-        <w:lastRenderedPageBreak/>
-        <w:t>model provider. Early generative AI applications were often tightly coupled to one commercial API because only a small number of frontier models were widely available. As the ecosystem matured, organizations increasingly recognized that no individual provider consistently offers the best solution across every workload, geographic region, pricing model, or regulatory environment.</w:t>
+        <w:t>One of the most significant architectural trends in enterprise AI over the past several years has been the movement away from exclusive dependence on a single model provider. Early generative AI applications were often tightly coupled to one commercial API because only a small number of frontier models were widely available. As the ecosystem matured, organizations increasingly recognized that no individual provider consistently offers the best solution across every workload, geographic region, pricing model, or regulatory environment.</w:t>
       </w:r>
     </w:p>
     <w:p>
@@ -9119,6 +9285,7 @@
           <w:sz w:val="28"/>
           <w:szCs w:val="24"/>
         </w:rPr>
+        <w:lastRenderedPageBreak/>
         <w:t xml:space="preserve">A second motivation is </w:t>
       </w:r>
       <w:r>
@@ -9191,7 +9358,6 @@
           <w:sz w:val="28"/>
           <w:szCs w:val="24"/>
         </w:rPr>
-        <w:lastRenderedPageBreak/>
         <w:t>Regulatory requirements provide another motivation. Certain providers may offer regional deployments satisfying specific jurisdictional requirements, while others may not. Multi-provider architectures allow organizations to satisfy regional policies without requiring independent application implementations.</w:t>
       </w:r>
     </w:p>
@@ -9408,6 +9574,7 @@
                 <w:bCs/>
                 <w:sz w:val="24"/>
               </w:rPr>
+              <w:lastRenderedPageBreak/>
               <w:t>Motivation</w:t>
             </w:r>
           </w:p>
@@ -9855,16 +10022,7 @@
           <w:sz w:val="28"/>
           <w:szCs w:val="24"/>
         </w:rPr>
-        <w:t xml:space="preserve">A multi-provider architecture illustrates one of the central themes of this book: modern AI platforms increasingly resemble mature distributed systems. Their </w:t>
-      </w:r>
-      <w:r>
-        <w:rPr>
-          <w:rFonts w:ascii="Times New Roman" w:eastAsia="Times New Roman" w:hAnsi="Times New Roman" w:cs="Times New Roman"/>
-          <w:sz w:val="28"/>
-          <w:szCs w:val="24"/>
-        </w:rPr>
-        <w:lastRenderedPageBreak/>
-        <w:t>value derives not from exclusive dependence on a particular technology but from the ability to integrate, govern, and evolve multiple technologies over time.</w:t>
+        <w:t>A multi-provider architecture illustrates one of the central themes of this book: modern AI platforms increasingly resemble mature distributed systems. Their value derives not from exclusive dependence on a particular technology but from the ability to integrate, govern, and evolve multiple technologies over time.</w:t>
       </w:r>
     </w:p>
     <w:p>
@@ -10035,6 +10193,7 @@
           <w:sz w:val="28"/>
           <w:szCs w:val="24"/>
         </w:rPr>
+        <w:lastRenderedPageBreak/>
         <w:t xml:space="preserve">Another recurring trade-off involves </w:t>
       </w:r>
       <w:r>
@@ -10107,16 +10266,7 @@
           <w:sz w:val="28"/>
           <w:szCs w:val="24"/>
         </w:rPr>
-        <w:t xml:space="preserve">Direct integration with a single inference provider may minimize latency by reducing intermediate platform layers. Conversely, centralized gateways and routing services simplify governance, provider abstraction, and policy enforcement while introducing modest additional processing overhead. In most enterprise </w:t>
-      </w:r>
-      <w:r>
-        <w:rPr>
-          <w:rFonts w:ascii="Times New Roman" w:eastAsia="Times New Roman" w:hAnsi="Times New Roman" w:cs="Times New Roman"/>
-          <w:sz w:val="28"/>
-          <w:szCs w:val="24"/>
-        </w:rPr>
-        <w:lastRenderedPageBreak/>
-        <w:t>environments, the resulting architectural consistency outweighs the relatively small increase in request latency.</w:t>
+        <w:t>Direct integration with a single inference provider may minimize latency by reducing intermediate platform layers. Conversely, centralized gateways and routing services simplify governance, provider abstraction, and policy enforcement while introducing modest additional processing overhead. In most enterprise environments, the resulting architectural consistency outweighs the relatively small increase in request latency.</w:t>
       </w:r>
     </w:p>
     <w:p>
@@ -10351,6 +10501,7 @@
                 <w:bCs/>
                 <w:sz w:val="24"/>
               </w:rPr>
+              <w:lastRenderedPageBreak/>
               <w:t>Engineering Objective</w:t>
             </w:r>
           </w:p>
@@ -10851,7 +11002,6 @@
                 <w:rFonts w:ascii="Times New Roman" w:eastAsia="Times New Roman" w:hAnsi="Times New Roman" w:cs="Times New Roman"/>
                 <w:sz w:val="24"/>
               </w:rPr>
-              <w:lastRenderedPageBreak/>
               <w:t>Strong governance</w:t>
             </w:r>
           </w:p>
@@ -11192,6 +11342,7 @@
           <w:sz w:val="28"/>
           <w:szCs w:val="24"/>
         </w:rPr>
+        <w:lastRenderedPageBreak/>
         <w:t>Organizations sometimes begin projects by evaluating model leaderboards, orchestration frameworks, or vector databases before understanding business objectives, operational constraints, or governance requirements. As discussed earlier in this chapter, this sequence frequently produces architectures optimized around product capabilities rather than organizational needs.</w:t>
       </w:r>
     </w:p>
@@ -11264,7 +11415,6 @@
           <w:sz w:val="28"/>
           <w:szCs w:val="24"/>
         </w:rPr>
-        <w:lastRenderedPageBreak/>
         <w:t xml:space="preserve">Another common mistake is </w:t>
       </w:r>
       <w:r>
@@ -11445,7 +11595,16 @@
           <w:sz w:val="28"/>
           <w:szCs w:val="24"/>
         </w:rPr>
-        <w:t>Allowing individual teams to implement independent authentication mechanisms, provider integrations, evaluation pipelines, or governance controls increases duplication and produces inconsistent operational behavior. Shared platform capabilities encourage architectural consistency while reducing long-term maintenance effort.</w:t>
+        <w:t xml:space="preserve">Allowing individual teams to implement independent authentication mechanisms, provider integrations, evaluation pipelines, or governance controls increases duplication and produces inconsistent operational behavior. Shared platform </w:t>
+      </w:r>
+      <w:r>
+        <w:rPr>
+          <w:rFonts w:ascii="Times New Roman" w:eastAsia="Times New Roman" w:hAnsi="Times New Roman" w:cs="Times New Roman"/>
+          <w:sz w:val="28"/>
+          <w:szCs w:val="24"/>
+        </w:rPr>
+        <w:lastRenderedPageBreak/>
+        <w:t>capabilities encourage architectural consistency while reducing long-term maintenance effort.</w:t>
       </w:r>
     </w:p>
     <w:p>
@@ -11554,7 +11713,6 @@
                 <w:bCs/>
                 <w:sz w:val="24"/>
               </w:rPr>
-              <w:lastRenderedPageBreak/>
               <w:t>Anti-Pattern</w:t>
             </w:r>
           </w:p>
@@ -12287,6 +12445,7 @@
           <w:sz w:val="52"/>
           <w:szCs w:val="48"/>
         </w:rPr>
+        <w:lastRenderedPageBreak/>
         <w:t>2.13 Connecting Architecture to the Rest of the Book</w:t>
       </w:r>
     </w:p>
@@ -12341,7 +12500,6 @@
           <w:sz w:val="28"/>
           <w:szCs w:val="24"/>
         </w:rPr>
-        <w:lastRenderedPageBreak/>
         <w:t xml:space="preserve">The </w:t>
       </w:r>
       <w:r>
@@ -12612,6 +12770,7 @@
           <w:sz w:val="28"/>
           <w:szCs w:val="24"/>
         </w:rPr>
+        <w:lastRenderedPageBreak/>
         <w:t xml:space="preserve">Similarly, deployment architecture introduced conceptually in the reference architectures becomes the subject of </w:t>
       </w:r>
       <w:r>
@@ -12630,7 +12789,25 @@
           <w:sz w:val="28"/>
           <w:szCs w:val="24"/>
         </w:rPr>
-        <w:t>, covering registries, deployment strategies, continuous integration, continuous delivery, GitOps practices, and production rollout mechanisms. Those implementation details were deliberately excluded from this chapter so that deployment could be examined independently of logical architecture.</w:t>
+        <w:t xml:space="preserve">, covering registries, deployment strategies, continuous integration, continuous delivery, </w:t>
+      </w:r>
+      <w:proofErr w:type="spellStart"/>
+      <w:r>
+        <w:rPr>
+          <w:rFonts w:ascii="Times New Roman" w:eastAsia="Times New Roman" w:hAnsi="Times New Roman" w:cs="Times New Roman"/>
+          <w:sz w:val="28"/>
+          <w:szCs w:val="24"/>
+        </w:rPr>
+        <w:t>GitOps</w:t>
+      </w:r>
+      <w:proofErr w:type="spellEnd"/>
+      <w:r>
+        <w:rPr>
+          <w:rFonts w:ascii="Times New Roman" w:eastAsia="Times New Roman" w:hAnsi="Times New Roman" w:cs="Times New Roman"/>
+          <w:sz w:val="28"/>
+          <w:szCs w:val="24"/>
+        </w:rPr>
+        <w:t xml:space="preserve"> practices, and production rollout mechanisms. Those implementation details were deliberately excluded from this chapter so that deployment could be examined independently of logical architecture.</w:t>
       </w:r>
     </w:p>
     <w:p>
@@ -12684,7 +12861,6 @@
           <w:sz w:val="28"/>
           <w:szCs w:val="24"/>
         </w:rPr>
-        <w:lastRenderedPageBreak/>
         <w:t>Finally, the concluding chapters synthesize the material developed throughout the book. Comparative reference architectures, engineering decision matrices, production case studies, and long-term platform maintenance demonstrate how the individual technologies examined in earlier chapters combine into coherent production AI platforms.</w:t>
       </w:r>
     </w:p>
@@ -12736,7 +12912,7 @@
 </file>
 
 <file path=word/numbering.xml><?xml version="1.0" encoding="utf-8"?>
-<w:numbering xmlns:wpc="http://schemas.microsoft.com/office/word/2010/wordprocessingCanvas" xmlns:cx="http://schemas.microsoft.com/office/drawing/2014/chartex" xmlns:cx1="http://schemas.microsoft.com/office/drawing/2015/9/8/chartex" xmlns:cx2="http://schemas.microsoft.com/office/drawing/2015/10/21/chartex" xmlns:cx3="http://schemas.microsoft.com/office/drawing/2016/5/9/chartex" xmlns:cx4="http://schemas.microsoft.com/office/drawing/2016/5/10/chartex" xmlns:cx5="http://schemas.microsoft.com/office/drawing/2016/5/11/chartex" xmlns:cx6="http://schemas.microsoft.com/office/drawing/2016/5/12/chartex" xmlns:cx7="http://schemas.microsoft.com/office/drawing/2016/5/13/chartex" xmlns:cx8="http://schemas.microsoft.com/office/drawing/2016/5/14/chartex" xmlns:mc="http://schemas.openxmlformats.org/markup-compatibility/2006" xmlns:aink="http://schemas.microsoft.com/office/drawing/2016/ink" xmlns:am3d="http://schemas.microsoft.com/office/drawing/2017/model3d" xmlns:o="urn:schemas-microsoft-com:office:office" xmlns:r="http://schemas.openxmlformats.org/officeDocument/2006/relationships" xmlns:m="http://schemas.openxmlformats.org/officeDocument/2006/math" xmlns:v="urn:schemas-microsoft-com:vml" xmlns:wp14="http://schemas.microsoft.com/office/word/2010/wordprocessingDrawing" xmlns:wp="http://schemas.openxmlformats.org/drawingml/2006/wordprocessingDrawing" xmlns:w10="urn:schemas-microsoft-com:office:word" xmlns:w="http://schemas.openxmlformats.org/wordprocessingml/2006/main" xmlns:w14="http://schemas.microsoft.com/office/word/2010/wordml" xmlns:w15="http://schemas.microsoft.com/office/word/2012/wordml" xmlns:w16cex="http://schemas.microsoft.com/office/word/2018/wordml/cex" xmlns:w16cid="http://schemas.microsoft.com/office/word/2016/wordml/cid" xmlns:w16="http://schemas.microsoft.com/office/word/2018/wordml" xmlns:w16sdtdh="http://schemas.microsoft.com/office/word/2020/wordml/sdtdatahash" xmlns:w16se="http://schemas.microsoft.com/office/word/2015/wordml/symex" xmlns:wpg="http://schemas.microsoft.com/office/word/2010/wordprocessingGroup" xmlns:wpi="http://schemas.microsoft.com/office/word/2010/wordprocessingInk" xmlns:wne="http://schemas.microsoft.com/office/word/2006/wordml" xmlns:wps="http://schemas.microsoft.com/office/word/2010/wordprocessingShape" mc:Ignorable="w14 w15 w16se w16cid w16 w16cex w16sdtdh wp14">
+<w:numbering xmlns:wpc="http://schemas.microsoft.com/office/word/2010/wordprocessingCanvas" xmlns:cx="http://schemas.microsoft.com/office/drawing/2014/chartex" xmlns:cx1="http://schemas.microsoft.com/office/drawing/2015/9/8/chartex" xmlns:cx2="http://schemas.microsoft.com/office/drawing/2015/10/21/chartex" xmlns:cx3="http://schemas.microsoft.com/office/drawing/2016/5/9/chartex" xmlns:cx4="http://schemas.microsoft.com/office/drawing/2016/5/10/chartex" xmlns:cx5="http://schemas.microsoft.com/office/drawing/2016/5/11/chartex" xmlns:cx6="http://schemas.microsoft.com/office/drawing/2016/5/12/chartex" xmlns:cx7="http://schemas.microsoft.com/office/drawing/2016/5/13/chartex" xmlns:cx8="http://schemas.microsoft.com/office/drawing/2016/5/14/chartex" xmlns:mc="http://schemas.openxmlformats.org/markup-compatibility/2006" xmlns:aink="http://schemas.microsoft.com/office/drawing/2016/ink" xmlns:am3d="http://schemas.microsoft.com/office/drawing/2017/model3d" xmlns:o="urn:schemas-microsoft-com:office:office" xmlns:r="http://schemas.openxmlformats.org/officeDocument/2006/relationships" xmlns:m="http://schemas.openxmlformats.org/officeDocument/2006/math" xmlns:v="urn:schemas-microsoft-com:vml" xmlns:wp14="http://schemas.microsoft.com/office/word/2010/wordprocessingDrawing" xmlns:wp="http://schemas.openxmlformats.org/drawingml/2006/wordprocessingDrawing" xmlns:w10="urn:schemas-microsoft-com:office:word" xmlns:w="http://schemas.openxmlformats.org/wordprocessingml/2006/main" xmlns:w14="http://schemas.microsoft.com/office/word/2010/wordml" xmlns:w15="http://schemas.microsoft.com/office/word/2012/wordml" xmlns:w16cid="http://schemas.microsoft.com/office/word/2016/wordml/cid" xmlns:w16se="http://schemas.microsoft.com/office/word/2015/wordml/symex" xmlns:wpg="http://schemas.microsoft.com/office/word/2010/wordprocessingGroup" xmlns:wpi="http://schemas.microsoft.com/office/word/2010/wordprocessingInk" xmlns:wne="http://schemas.microsoft.com/office/word/2006/wordml" xmlns:wps="http://schemas.microsoft.com/office/word/2010/wordprocessingShape" mc:Ignorable="w14 w15 w16se w16cid wp14">
   <w:abstractNum w:abstractNumId="0" w15:restartNumberingAfterBreak="0">
     <w:nsid w:val="08281CC4"/>
     <w:multiLevelType w:val="multilevel"/>
@@ -13197,7 +13373,7 @@
 </file>
 
 <file path=word/styles.xml><?xml version="1.0" encoding="utf-8"?>
-<w:styles xmlns:mc="http://schemas.openxmlformats.org/markup-compatibility/2006" xmlns:r="http://schemas.openxmlformats.org/officeDocument/2006/relationships" xmlns:w="http://schemas.openxmlformats.org/wordprocessingml/2006/main" xmlns:w14="http://schemas.microsoft.com/office/word/2010/wordml" xmlns:w15="http://schemas.microsoft.com/office/word/2012/wordml" xmlns:w16cex="http://schemas.microsoft.com/office/word/2018/wordml/cex" xmlns:w16cid="http://schemas.microsoft.com/office/word/2016/wordml/cid" xmlns:w16="http://schemas.microsoft.com/office/word/2018/wordml" xmlns:w16sdtdh="http://schemas.microsoft.com/office/word/2020/wordml/sdtdatahash" xmlns:w16se="http://schemas.microsoft.com/office/word/2015/wordml/symex" mc:Ignorable="w14 w15 w16se w16cid w16 w16cex w16sdtdh">
+<w:styles xmlns:mc="http://schemas.openxmlformats.org/markup-compatibility/2006" xmlns:r="http://schemas.openxmlformats.org/officeDocument/2006/relationships" xmlns:w="http://schemas.openxmlformats.org/wordprocessingml/2006/main" xmlns:w14="http://schemas.microsoft.com/office/word/2010/wordml" xmlns:w15="http://schemas.microsoft.com/office/word/2012/wordml" xmlns:w16cid="http://schemas.microsoft.com/office/word/2016/wordml/cid" xmlns:w16se="http://schemas.microsoft.com/office/word/2015/wordml/symex" mc:Ignorable="w14 w15 w16se w16cid">
   <w:docDefaults>
     <w:rPrDefault>
       <w:rPr>
@@ -13213,7 +13389,7 @@
       </w:pPr>
     </w:pPrDefault>
   </w:docDefaults>
-  <w:latentStyles w:defLockedState="0" w:defUIPriority="99" w:defSemiHidden="0" w:defUnhideWhenUsed="0" w:defQFormat="0" w:count="376">
+  <w:latentStyles w:defLockedState="0" w:defUIPriority="99" w:defSemiHidden="0" w:defUnhideWhenUsed="0" w:defQFormat="0" w:count="375">
     <w:lsdException w:name="Normal" w:uiPriority="0" w:qFormat="1"/>
     <w:lsdException w:name="heading 1" w:uiPriority="9" w:qFormat="1"/>
     <w:lsdException w:name="heading 2" w:semiHidden="1" w:uiPriority="9" w:unhideWhenUsed="1" w:qFormat="1"/>
@@ -13589,19 +13765,18 @@
     <w:lsdException w:name="Smart Hyperlink" w:semiHidden="1" w:unhideWhenUsed="1"/>
     <w:lsdException w:name="Hashtag" w:semiHidden="1" w:unhideWhenUsed="1"/>
     <w:lsdException w:name="Unresolved Mention" w:semiHidden="1" w:unhideWhenUsed="1"/>
-    <w:lsdException w:name="Smart Link" w:semiHidden="1" w:unhideWhenUsed="1"/>
   </w:latentStyles>
-  <w:style w:type="paragraph" w:default="1" w:styleId="a">
+  <w:style w:type="paragraph" w:default="1" w:styleId="Normal">
     <w:name w:val="Normal"/>
     <w:qFormat/>
   </w:style>
-  <w:style w:type="character" w:default="1" w:styleId="a0">
+  <w:style w:type="character" w:default="1" w:styleId="DefaultParagraphFont">
     <w:name w:val="Default Paragraph Font"/>
     <w:uiPriority w:val="1"/>
     <w:semiHidden/>
     <w:unhideWhenUsed/>
   </w:style>
-  <w:style w:type="table" w:default="1" w:styleId="a1">
+  <w:style w:type="table" w:default="1" w:styleId="TableNormal">
     <w:name w:val="Normal Table"/>
     <w:uiPriority w:val="99"/>
     <w:semiHidden/>
@@ -13616,7 +13791,7 @@
       </w:tblCellMar>
     </w:tblPr>
   </w:style>
-  <w:style w:type="numbering" w:default="1" w:styleId="a2">
+  <w:style w:type="numbering" w:default="1" w:styleId="NoList">
     <w:name w:val="No List"/>
     <w:uiPriority w:val="99"/>
     <w:semiHidden/>
